--- a/06_산출물_문서/3계층_지침서/WI-812-01_내부심사_수행_지침서.docx
+++ b/06_산출물_문서/3계층_지침서/WI-812-01_내부심사_수행_지침서.docx
@@ -270,11 +270,11 @@
     </w:p>
     <w:tbl>
       <w:tblPr>
-        <w:tblW w:w="8788" w:type="dxa"/>
         <w:tblCellMar>
           <w:left w:w="108" w:type="dxa"/>
           <w:right w:w="108" w:type="dxa"/>
         </w:tblCellMar>
+        <w:tblW w:w="8788" w:type="dxa"/>
         <w:tblBorders>
           <w:top w:val="single" w:sz="4" w:color="2E74B5" w:space="0"/>
           <w:left w:val="single" w:sz="4" w:color="2E74B5" w:space="0"/>
@@ -294,13 +294,13 @@
         <w:tc>
           <w:tcPr>
             <w:tcW w:w="1500" w:type="dxa"/>
-            <w:shd w:val="clear" w:color="auto" w:fill="D9D9D9"/>
             <w:tcMar>
               <w:top w:w="60" w:type="dxa"/>
               <w:left w:w="120" w:type="dxa"/>
               <w:bottom w:w="60" w:type="dxa"/>
               <w:right w:w="120" w:type="dxa"/>
             </w:tcMar>
+            <w:shd w:val="clear" w:color="auto" w:fill="DEEAF1"/>
           </w:tcPr>
           <w:p>
             <w:pPr>
@@ -320,13 +320,13 @@
         <w:tc>
           <w:tcPr>
             <w:tcW w:w="2800" w:type="dxa"/>
-            <w:shd w:val="clear" w:color="auto" w:fill="D9D9D9"/>
             <w:tcMar>
               <w:top w:w="60" w:type="dxa"/>
               <w:left w:w="120" w:type="dxa"/>
               <w:bottom w:w="60" w:type="dxa"/>
               <w:right w:w="120" w:type="dxa"/>
             </w:tcMar>
+            <w:shd w:val="clear" w:color="auto" w:fill="DEEAF1"/>
           </w:tcPr>
           <w:p>
             <w:pPr>
@@ -346,13 +346,13 @@
         <w:tc>
           <w:tcPr>
             <w:tcW w:w="2000" w:type="dxa"/>
-            <w:shd w:val="clear" w:color="auto" w:fill="D9D9D9"/>
             <w:tcMar>
               <w:top w:w="60" w:type="dxa"/>
               <w:left w:w="120" w:type="dxa"/>
               <w:bottom w:w="60" w:type="dxa"/>
               <w:right w:w="120" w:type="dxa"/>
             </w:tcMar>
+            <w:shd w:val="clear" w:color="auto" w:fill="DEEAF1"/>
           </w:tcPr>
           <w:p>
             <w:pPr>
@@ -366,85 +366,6 @@
                 <w:sz w:val="20"/>
               </w:rPr>
               <w:t>성명</w:t>
-            </w:r>
-          </w:p>
-        </w:tc>
-        <w:tc>
-          <w:tcPr>
-            <w:tcW w:w="2488" w:type="dxa"/>
-            <w:shd w:val="clear" w:color="auto" w:fill="D9D9D9"/>
-            <w:tcMar>
-              <w:top w:w="60" w:type="dxa"/>
-              <w:left w:w="120" w:type="dxa"/>
-              <w:bottom w:w="60" w:type="dxa"/>
-              <w:right w:w="120" w:type="dxa"/>
-            </w:tcMar>
-          </w:tcPr>
-          <w:p>
-            <w:pPr>
-              <w:jc w:val="center"/>
-              <w:spacing w:before="60" w:after="60"/>
-              <w:wordWrap w:val="1"/>
-            </w:pPr>
-            <w:r>
-              <w:rPr>
-                <w:b/>
-                <w:sz w:val="20"/>
-              </w:rPr>
-              <w:t>서명 / 일자</w:t>
-            </w:r>
-          </w:p>
-        </w:tc>
-      </w:tr>
-      <w:tr>
-        <w:tc>
-          <w:tcPr>
-            <w:tcW w:w="1500" w:type="dxa"/>
-          </w:tcPr>
-          <w:p>
-            <w:pPr>
-              <w:jc w:val="center"/>
-              <w:spacing w:before="200" w:after="200"/>
-            </w:pPr>
-            <w:r>
-              <w:rPr>
-                <w:sz w:val="20"/>
-              </w:rPr>
-              <w:t xml:space="preserve">작성</w:t>
-            </w:r>
-          </w:p>
-        </w:tc>
-        <w:tc>
-          <w:tcPr>
-            <w:tcW w:w="2800" w:type="dxa"/>
-          </w:tcPr>
-          <w:p>
-            <w:pPr>
-              <w:jc w:val="left"/>
-              <w:spacing w:before="200" w:after="200"/>
-            </w:pPr>
-            <w:r>
-              <w:rPr>
-                <w:sz w:val="20"/>
-              </w:rPr>
-              <w:t xml:space="preserve"/>
-            </w:r>
-          </w:p>
-        </w:tc>
-        <w:tc>
-          <w:tcPr>
-            <w:tcW w:w="2000" w:type="dxa"/>
-          </w:tcPr>
-          <w:p>
-            <w:pPr>
-              <w:jc w:val="left"/>
-              <w:spacing w:before="200" w:after="200"/>
-            </w:pPr>
-            <w:r>
-              <w:rPr>
-                <w:sz w:val="20"/>
-              </w:rPr>
-              <w:t xml:space="preserve"/>
             </w:r>
           </w:p>
         </w:tc>
@@ -457,37 +378,39 @@
               <w:bottom w:w="60" w:type="dxa"/>
               <w:right w:w="120" w:type="dxa"/>
             </w:tcMar>
-          </w:tcPr>
-          <w:p>
-            <w:pPr>
-              <w:jc w:val="left"/>
+            <w:shd w:val="clear" w:color="auto" w:fill="DEEAF1"/>
+          </w:tcPr>
+          <w:p>
+            <w:pPr>
+              <w:jc w:val="center"/>
+              <w:spacing w:before="60" w:after="60"/>
+              <w:wordWrap w:val="1"/>
+            </w:pPr>
+            <w:r>
+              <w:rPr>
+                <w:b/>
+                <w:sz w:val="20"/>
+              </w:rPr>
+              <w:t>서명 / 일자</w:t>
+            </w:r>
+          </w:p>
+        </w:tc>
+      </w:tr>
+      <w:tr>
+        <w:tc>
+          <w:tcPr>
+            <w:tcW w:w="1500" w:type="dxa"/>
+          </w:tcPr>
+          <w:p>
+            <w:pPr>
+              <w:jc w:val="center"/>
               <w:spacing w:before="200" w:after="200"/>
-              <w:wordWrap w:val="1"/>
             </w:pPr>
             <w:r>
               <w:rPr>
                 <w:sz w:val="20"/>
               </w:rPr>
-              <w:t xml:space="preserve"/>
-            </w:r>
-          </w:p>
-        </w:tc>
-      </w:tr>
-      <w:tr>
-        <w:tc>
-          <w:tcPr>
-            <w:tcW w:w="1500" w:type="dxa"/>
-          </w:tcPr>
-          <w:p>
-            <w:pPr>
-              <w:jc w:val="center"/>
-              <w:spacing w:before="200" w:after="200"/>
-            </w:pPr>
-            <w:r>
-              <w:rPr>
-                <w:sz w:val="20"/>
-              </w:rPr>
-              <w:t xml:space="preserve">검토</w:t>
+              <w:t xml:space="preserve">작성</w:t>
             </w:r>
           </w:p>
         </w:tc>
@@ -564,7 +487,7 @@
               <w:rPr>
                 <w:sz w:val="20"/>
               </w:rPr>
-              <w:t xml:space="preserve">승인 (등인)</w:t>
+              <w:t xml:space="preserve">검토</w:t>
             </w:r>
           </w:p>
         </w:tc>
@@ -605,11 +528,95 @@
         <w:tc>
           <w:tcPr>
             <w:tcW w:w="2488" w:type="dxa"/>
+            <w:tcMar>
+              <w:top w:w="60" w:type="dxa"/>
+              <w:left w:w="120" w:type="dxa"/>
+              <w:bottom w:w="60" w:type="dxa"/>
+              <w:right w:w="120" w:type="dxa"/>
+            </w:tcMar>
           </w:tcPr>
           <w:p>
             <w:pPr>
               <w:jc w:val="left"/>
               <w:spacing w:before="200" w:after="200"/>
+              <w:wordWrap w:val="1"/>
+            </w:pPr>
+            <w:r>
+              <w:rPr>
+                <w:sz w:val="20"/>
+              </w:rPr>
+              <w:t xml:space="preserve"/>
+            </w:r>
+          </w:p>
+        </w:tc>
+      </w:tr>
+      <w:tr>
+        <w:tc>
+          <w:tcPr>
+            <w:tcW w:w="1500" w:type="dxa"/>
+          </w:tcPr>
+          <w:p>
+            <w:pPr>
+              <w:jc w:val="center"/>
+              <w:spacing w:before="200" w:after="200"/>
+            </w:pPr>
+            <w:r>
+              <w:rPr>
+                <w:sz w:val="20"/>
+              </w:rPr>
+              <w:t xml:space="preserve">승인 (등인)</w:t>
+            </w:r>
+          </w:p>
+        </w:tc>
+        <w:tc>
+          <w:tcPr>
+            <w:tcW w:w="2800" w:type="dxa"/>
+          </w:tcPr>
+          <w:p>
+            <w:pPr>
+              <w:jc w:val="left"/>
+              <w:spacing w:before="200" w:after="200"/>
+            </w:pPr>
+            <w:r>
+              <w:rPr>
+                <w:sz w:val="20"/>
+              </w:rPr>
+              <w:t xml:space="preserve"/>
+            </w:r>
+          </w:p>
+        </w:tc>
+        <w:tc>
+          <w:tcPr>
+            <w:tcW w:w="2000" w:type="dxa"/>
+          </w:tcPr>
+          <w:p>
+            <w:pPr>
+              <w:jc w:val="left"/>
+              <w:spacing w:before="200" w:after="200"/>
+            </w:pPr>
+            <w:r>
+              <w:rPr>
+                <w:sz w:val="20"/>
+              </w:rPr>
+              <w:t xml:space="preserve"/>
+            </w:r>
+          </w:p>
+        </w:tc>
+        <w:tc>
+          <w:tcPr>
+            <w:tcW w:w="2488" w:type="dxa"/>
+            <w:tcMar>
+              <w:top w:w="60" w:type="dxa"/>
+              <w:left w:w="120" w:type="dxa"/>
+              <w:bottom w:w="60" w:type="dxa"/>
+              <w:right w:w="120" w:type="dxa"/>
+            </w:tcMar>
+          </w:tcPr>
+          <w:p>
+            <w:pPr>
+              <w:jc w:val="left"/>
+              <w:spacing w:before="200" w:after="200"/>
+              <w:wordWrap w:val="1"/>
             </w:pPr>
             <w:r>
               <w:rPr>
@@ -1171,7 +1178,7 @@
         </w:trPr>
         <w:tc>
           <w:tcPr>
-            <w:tcW w:w="2460" w:type="dxa"/>
+            <w:tcW w:w="2138" w:type="dxa"/>
             <w:tcMar>
               <w:top w:w="60" w:type="dxa"/>
               <w:left w:w="120" w:type="dxa"/>
@@ -1192,7 +1199,7 @@
         </w:tc>
         <w:tc>
           <w:tcPr>
-            <w:tcW w:w="6328" w:type="dxa"/>
+            <w:tcW w:w="6650" w:type="dxa"/>
             <w:tcMar>
               <w:top w:w="60" w:type="dxa"/>
               <w:left w:w="120" w:type="dxa"/>
@@ -1214,9 +1221,7 @@
       </w:tr>
       <w:tr>
         <w:tc>
-          <w:tcPr>
-            <w:tcW w:w="2460" w:type="dxa"/>
-          </w:tcPr>
+          <w:tcPr/>
           <w:p>
             <w:pPr>
               <w:pStyle w:val="Compact"/>
@@ -1228,7 +1233,7 @@
         </w:tc>
         <w:tc>
           <w:tcPr>
-            <w:tcW w:w="6328" w:type="dxa"/>
+            <w:tcW w:w="6650" w:type="dxa"/>
             <w:tcMar>
               <w:top w:w="60" w:type="dxa"/>
               <w:left w:w="120" w:type="dxa"/>
@@ -1261,6 +1266,7 @@
         </w:tc>
         <w:tc>
           <w:tcPr>
+            <w:tcW w:w="6650" w:type="dxa"/>
             <w:tcMar>
               <w:top w:w="60" w:type="dxa"/>
               <w:left w:w="120" w:type="dxa"/>
@@ -1292,9 +1298,7 @@
           </w:p>
         </w:tc>
         <w:tc>
-          <w:tcPr>
-            <w:tcW w:w="6328" w:type="dxa"/>
-          </w:tcPr>
+          <w:tcPr/>
           <w:p>
             <w:pPr>
               <w:pStyle w:val="Compact"/>
@@ -1307,19 +1311,10 @@
       </w:tr>
       <w:tr>
         <w:tc>
-          <w:tcPr>
-            <w:tcW w:w="2460" w:type="dxa"/>
-            <w:tcMar>
-              <w:top w:w="60" w:type="dxa"/>
-              <w:left w:w="120" w:type="dxa"/>
-              <w:bottom w:w="60" w:type="dxa"/>
-              <w:right w:w="120" w:type="dxa"/>
-            </w:tcMar>
-          </w:tcPr>
-          <w:p>
-            <w:pPr>
-              <w:pStyle w:val="Compact"/>
-              <w:wordWrap w:val="1"/>
+          <w:tcPr/>
+          <w:p>
+            <w:pPr>
+              <w:pStyle w:val="Compact"/>
             </w:pPr>
             <w:r>
               <w:t xml:space="preserve">특별 심사</w:t>
@@ -1328,6 +1323,7 @@
         </w:tc>
         <w:tc>
           <w:tcPr>
+            <w:tcW w:w="6650" w:type="dxa"/>
             <w:tcMar>
               <w:top w:w="60" w:type="dxa"/>
               <w:left w:w="120" w:type="dxa"/>
@@ -1396,7 +1392,7 @@
         </w:trPr>
         <w:tc>
           <w:tcPr>
-            <w:tcW w:w="2460" w:type="dxa"/>
+            <w:tcW w:w="2436" w:type="dxa"/>
             <w:tcMar>
               <w:top w:w="60" w:type="dxa"/>
               <w:left w:w="120" w:type="dxa"/>
@@ -1417,7 +1413,7 @@
         </w:tc>
         <w:tc>
           <w:tcPr>
-            <w:tcW w:w="6328" w:type="dxa"/>
+            <w:tcW w:w="6352" w:type="dxa"/>
             <w:tcMar>
               <w:top w:w="60" w:type="dxa"/>
               <w:left w:w="120" w:type="dxa"/>
@@ -1439,9 +1435,7 @@
       </w:tr>
       <w:tr>
         <w:tc>
-          <w:tcPr>
-            <w:tcW w:w="2460" w:type="dxa"/>
-          </w:tcPr>
+          <w:tcPr/>
           <w:p>
             <w:pPr>
               <w:pStyle w:val="Compact"/>
@@ -1453,7 +1447,7 @@
         </w:tc>
         <w:tc>
           <w:tcPr>
-            <w:tcW w:w="6328" w:type="dxa"/>
+            <w:tcW w:w="6352" w:type="dxa"/>
             <w:tcMar>
               <w:top w:w="60" w:type="dxa"/>
               <w:left w:w="120" w:type="dxa"/>
@@ -1486,6 +1480,7 @@
         </w:tc>
         <w:tc>
           <w:tcPr>
+            <w:tcW w:w="6352" w:type="dxa"/>
             <w:tcMar>
               <w:top w:w="60" w:type="dxa"/>
               <w:left w:w="120" w:type="dxa"/>
@@ -1517,9 +1512,7 @@
           </w:p>
         </w:tc>
         <w:tc>
-          <w:tcPr>
-            <w:tcW w:w="6328" w:type="dxa"/>
-          </w:tcPr>
+          <w:tcPr/>
           <w:p>
             <w:pPr>
               <w:pStyle w:val="Compact"/>
@@ -1532,8 +1525,19 @@
       </w:tr>
       <w:tr>
         <w:tc>
-          <w:tcPr>
-            <w:tcW w:w="2460" w:type="dxa"/>
+          <w:tcPr/>
+          <w:p>
+            <w:pPr>
+              <w:pStyle w:val="Compact"/>
+            </w:pPr>
+            <w:r>
+              <w:t xml:space="preserve">QP-1001</w:t>
+            </w:r>
+          </w:p>
+        </w:tc>
+        <w:tc>
+          <w:tcPr>
+            <w:tcW w:w="6352" w:type="dxa"/>
             <w:tcMar>
               <w:top w:w="60" w:type="dxa"/>
               <w:left w:w="120" w:type="dxa"/>
@@ -1547,17 +1551,6 @@
               <w:wordWrap w:val="1"/>
             </w:pPr>
             <w:r>
-              <w:t xml:space="preserve">QP-1001</w:t>
-            </w:r>
-          </w:p>
-        </w:tc>
-        <w:tc>
-          <w:tcPr/>
-          <w:p>
-            <w:pPr>
-              <w:pStyle w:val="Compact"/>
-            </w:pPr>
-            <w:r>
               <w:t xml:space="preserve">부적합/시정조치 관리 절차서</w:t>
             </w:r>
           </w:p>
@@ -1589,18 +1582,10 @@
       </w:tr>
       <w:tr>
         <w:tc>
-          <w:tcPr>
-            <w:tcMar>
-              <w:top w:w="60" w:type="dxa"/>
-              <w:left w:w="120" w:type="dxa"/>
-              <w:bottom w:w="60" w:type="dxa"/>
-              <w:right w:w="120" w:type="dxa"/>
-            </w:tcMar>
-          </w:tcPr>
-          <w:p>
-            <w:pPr>
-              <w:pStyle w:val="Compact"/>
-              <w:wordWrap w:val="1"/>
+          <w:tcPr/>
+          <w:p>
+            <w:pPr>
+              <w:pStyle w:val="Compact"/>
             </w:pPr>
             <w:r>
               <w:t xml:space="preserve">F-812-01</w:t>
@@ -1608,18 +1593,10 @@
           </w:p>
         </w:tc>
         <w:tc>
-          <w:tcPr>
-            <w:tcMar>
-              <w:top w:w="60" w:type="dxa"/>
-              <w:left w:w="120" w:type="dxa"/>
-              <w:bottom w:w="60" w:type="dxa"/>
-              <w:right w:w="120" w:type="dxa"/>
-            </w:tcMar>
-          </w:tcPr>
-          <w:p>
-            <w:pPr>
-              <w:pStyle w:val="Compact"/>
-              <w:wordWrap w:val="1"/>
+          <w:tcPr/>
+          <w:p>
+            <w:pPr>
+              <w:pStyle w:val="Compact"/>
             </w:pPr>
             <w:r>
               <w:t xml:space="preserve">내부심사 보고서 양식</w:t>
@@ -1663,7 +1640,7 @@
         </w:trPr>
         <w:tc>
           <w:tcPr>
-            <w:tcW w:w="2460" w:type="dxa"/>
+            <w:tcW w:w="3000" w:type="dxa"/>
             <w:tcMar>
               <w:top w:w="60" w:type="dxa"/>
               <w:left w:w="120" w:type="dxa"/>
@@ -1684,7 +1661,7 @@
         </w:tc>
         <w:tc>
           <w:tcPr>
-            <w:tcW w:w="6328" w:type="dxa"/>
+            <w:tcW w:w="5788" w:type="dxa"/>
             <w:tcMar>
               <w:top w:w="60" w:type="dxa"/>
               <w:left w:w="120" w:type="dxa"/>
@@ -1706,9 +1683,7 @@
       </w:tr>
       <w:tr>
         <w:tc>
-          <w:tcPr>
-            <w:tcW w:w="2460" w:type="dxa"/>
-          </w:tcPr>
+          <w:tcPr/>
           <w:p>
             <w:pPr>
               <w:pStyle w:val="Compact"/>
@@ -1720,7 +1695,7 @@
         </w:tc>
         <w:tc>
           <w:tcPr>
-            <w:tcW w:w="6328" w:type="dxa"/>
+            <w:tcW w:w="5788" w:type="dxa"/>
             <w:tcMar>
               <w:top w:w="60" w:type="dxa"/>
               <w:left w:w="120" w:type="dxa"/>
@@ -1753,6 +1728,7 @@
         </w:tc>
         <w:tc>
           <w:tcPr>
+            <w:tcW w:w="5788" w:type="dxa"/>
             <w:tcMar>
               <w:top w:w="60" w:type="dxa"/>
               <w:left w:w="120" w:type="dxa"/>
@@ -1784,9 +1760,7 @@
           </w:p>
         </w:tc>
         <w:tc>
-          <w:tcPr>
-            <w:tcW w:w="6328" w:type="dxa"/>
-          </w:tcPr>
+          <w:tcPr/>
           <w:p>
             <w:pPr>
               <w:pStyle w:val="Compact"/>
@@ -1799,8 +1773,19 @@
       </w:tr>
       <w:tr>
         <w:tc>
-          <w:tcPr>
-            <w:tcW w:w="2460" w:type="dxa"/>
+          <w:tcPr/>
+          <w:p>
+            <w:pPr>
+              <w:pStyle w:val="Compact"/>
+            </w:pPr>
+            <w:r>
+              <w:t xml:space="preserve">피심사부서 (Auditee)</w:t>
+            </w:r>
+          </w:p>
+        </w:tc>
+        <w:tc>
+          <w:tcPr>
+            <w:tcW w:w="5788" w:type="dxa"/>
             <w:tcMar>
               <w:top w:w="60" w:type="dxa"/>
               <w:left w:w="120" w:type="dxa"/>
@@ -1814,17 +1799,6 @@
               <w:wordWrap w:val="1"/>
             </w:pPr>
             <w:r>
-              <w:t xml:space="preserve">피심사부서 (Auditee)</w:t>
-            </w:r>
-          </w:p>
-        </w:tc>
-        <w:tc>
-          <w:tcPr/>
-          <w:p>
-            <w:pPr>
-              <w:pStyle w:val="Compact"/>
-            </w:pPr>
-            <w:r>
               <w:t xml:space="preserve">심사를 받는 부서 또는 프로세스 책임자</w:t>
             </w:r>
           </w:p>
@@ -1928,18 +1902,10 @@
       </w:tr>
       <w:tr>
         <w:tc>
-          <w:tcPr>
-            <w:tcMar>
-              <w:top w:w="60" w:type="dxa"/>
-              <w:left w:w="120" w:type="dxa"/>
-              <w:bottom w:w="60" w:type="dxa"/>
-              <w:right w:w="120" w:type="dxa"/>
-            </w:tcMar>
-          </w:tcPr>
-          <w:p>
-            <w:pPr>
-              <w:pStyle w:val="Compact"/>
-              <w:wordWrap w:val="1"/>
+          <w:tcPr/>
+          <w:p>
+            <w:pPr>
+              <w:pStyle w:val="Compact"/>
             </w:pPr>
             <w:r>
               <w:t xml:space="preserve">객관적 증거 (Objective Evidence)</w:t>
@@ -1947,18 +1913,10 @@
           </w:p>
         </w:tc>
         <w:tc>
-          <w:tcPr>
-            <w:tcMar>
-              <w:top w:w="60" w:type="dxa"/>
-              <w:left w:w="120" w:type="dxa"/>
-              <w:bottom w:w="60" w:type="dxa"/>
-              <w:right w:w="120" w:type="dxa"/>
-            </w:tcMar>
-          </w:tcPr>
-          <w:p>
-            <w:pPr>
-              <w:pStyle w:val="Compact"/>
-              <w:wordWrap w:val="1"/>
+          <w:tcPr/>
+          <w:p>
+            <w:pPr>
+              <w:pStyle w:val="Compact"/>
             </w:pPr>
             <w:r>
               <w:t xml:space="preserve">어떤 것의 존재 또는 진실을 뒷받침하는 데이터</w:t>
@@ -2590,7 +2548,7 @@
         </w:trPr>
         <w:tc>
           <w:tcPr>
-            <w:tcW w:w="2460" w:type="dxa"/>
+            <w:tcW w:w="1878" w:type="dxa"/>
             <w:tcMar>
               <w:top w:w="60" w:type="dxa"/>
               <w:left w:w="120" w:type="dxa"/>
@@ -2611,7 +2569,7 @@
         </w:tc>
         <w:tc>
           <w:tcPr>
-            <w:tcW w:w="6328" w:type="dxa"/>
+            <w:tcW w:w="6910" w:type="dxa"/>
             <w:tcMar>
               <w:top w:w="60" w:type="dxa"/>
               <w:left w:w="120" w:type="dxa"/>
@@ -2633,9 +2591,7 @@
       </w:tr>
       <w:tr>
         <w:tc>
-          <w:tcPr>
-            <w:tcW w:w="2460" w:type="dxa"/>
-          </w:tcPr>
+          <w:tcPr/>
           <w:p>
             <w:pPr>
               <w:pStyle w:val="Compact"/>
@@ -2647,7 +2603,7 @@
         </w:tc>
         <w:tc>
           <w:tcPr>
-            <w:tcW w:w="6328" w:type="dxa"/>
+            <w:tcW w:w="6910" w:type="dxa"/>
             <w:tcMar>
               <w:top w:w="60" w:type="dxa"/>
               <w:left w:w="120" w:type="dxa"/>
@@ -2680,6 +2636,7 @@
         </w:tc>
         <w:tc>
           <w:tcPr>
+            <w:tcW w:w="6910" w:type="dxa"/>
             <w:tcMar>
               <w:top w:w="60" w:type="dxa"/>
               <w:left w:w="120" w:type="dxa"/>
@@ -2711,9 +2668,7 @@
           </w:p>
         </w:tc>
         <w:tc>
-          <w:tcPr>
-            <w:tcW w:w="6328" w:type="dxa"/>
-          </w:tcPr>
+          <w:tcPr/>
           <w:p>
             <w:pPr>
               <w:pStyle w:val="Compact"/>
@@ -2726,8 +2681,19 @@
       </w:tr>
       <w:tr>
         <w:tc>
-          <w:tcPr>
-            <w:tcW w:w="2460" w:type="dxa"/>
+          <w:tcPr/>
+          <w:p>
+            <w:pPr>
+              <w:pStyle w:val="Compact"/>
+            </w:pPr>
+            <w:r>
+              <w:t xml:space="preserve">심사 방법</w:t>
+            </w:r>
+          </w:p>
+        </w:tc>
+        <w:tc>
+          <w:tcPr>
+            <w:tcW w:w="6910" w:type="dxa"/>
             <w:tcMar>
               <w:top w:w="60" w:type="dxa"/>
               <w:left w:w="120" w:type="dxa"/>
@@ -2741,17 +2707,6 @@
               <w:wordWrap w:val="1"/>
             </w:pPr>
             <w:r>
-              <w:t xml:space="preserve">심사 방법</w:t>
-            </w:r>
-          </w:p>
-        </w:tc>
-        <w:tc>
-          <w:tcPr/>
-          <w:p>
-            <w:pPr>
-              <w:pStyle w:val="Compact"/>
-            </w:pPr>
-            <w:r>
               <w:t xml:space="preserve">문서 검토, 현장 관찰, 인터뷰, 기록 확인</w:t>
             </w:r>
           </w:p>
@@ -2783,18 +2738,10 @@
       </w:tr>
       <w:tr>
         <w:tc>
-          <w:tcPr>
-            <w:tcMar>
-              <w:top w:w="60" w:type="dxa"/>
-              <w:left w:w="120" w:type="dxa"/>
-              <w:bottom w:w="60" w:type="dxa"/>
-              <w:right w:w="120" w:type="dxa"/>
-            </w:tcMar>
-          </w:tcPr>
-          <w:p>
-            <w:pPr>
-              <w:pStyle w:val="Compact"/>
-              <w:wordWrap w:val="1"/>
+          <w:tcPr/>
+          <w:p>
+            <w:pPr>
+              <w:pStyle w:val="Compact"/>
             </w:pPr>
             <w:r>
               <w:t xml:space="preserve">심사팀 구성</w:t>
@@ -2802,18 +2749,10 @@
           </w:p>
         </w:tc>
         <w:tc>
-          <w:tcPr>
-            <w:tcMar>
-              <w:top w:w="60" w:type="dxa"/>
-              <w:left w:w="120" w:type="dxa"/>
-              <w:bottom w:w="60" w:type="dxa"/>
-              <w:right w:w="120" w:type="dxa"/>
-            </w:tcMar>
-          </w:tcPr>
-          <w:p>
-            <w:pPr>
-              <w:pStyle w:val="Compact"/>
-              <w:wordWrap w:val="1"/>
+          <w:tcPr/>
+          <w:p>
+            <w:pPr>
+              <w:pStyle w:val="Compact"/>
             </w:pPr>
             <w:r>
               <w:t xml:space="preserve">수석심사원, 심사원 배치</w:t>
@@ -2886,7 +2825,7 @@
         </w:trPr>
         <w:tc>
           <w:tcPr>
-            <w:tcW w:w="2460" w:type="dxa"/>
+            <w:tcW w:w="2801" w:type="dxa"/>
             <w:tcMar>
               <w:top w:w="60" w:type="dxa"/>
               <w:left w:w="120" w:type="dxa"/>
@@ -2907,7 +2846,7 @@
         </w:tc>
         <w:tc>
           <w:tcPr>
-            <w:tcW w:w="6328" w:type="dxa"/>
+            <w:tcW w:w="5987" w:type="dxa"/>
             <w:tcMar>
               <w:top w:w="60" w:type="dxa"/>
               <w:left w:w="120" w:type="dxa"/>
@@ -2929,9 +2868,7 @@
       </w:tr>
       <w:tr>
         <w:tc>
-          <w:tcPr>
-            <w:tcW w:w="2460" w:type="dxa"/>
-          </w:tcPr>
+          <w:tcPr/>
           <w:p>
             <w:pPr>
               <w:pStyle w:val="Compact"/>
@@ -2943,7 +2880,7 @@
         </w:tc>
         <w:tc>
           <w:tcPr>
-            <w:tcW w:w="6328" w:type="dxa"/>
+            <w:tcW w:w="5987" w:type="dxa"/>
             <w:tcMar>
               <w:top w:w="60" w:type="dxa"/>
               <w:left w:w="120" w:type="dxa"/>
@@ -2976,6 +2913,7 @@
         </w:tc>
         <w:tc>
           <w:tcPr>
+            <w:tcW w:w="5987" w:type="dxa"/>
             <w:tcMar>
               <w:top w:w="60" w:type="dxa"/>
               <w:left w:w="120" w:type="dxa"/>
@@ -3007,9 +2945,7 @@
           </w:p>
         </w:tc>
         <w:tc>
-          <w:tcPr>
-            <w:tcW w:w="6328" w:type="dxa"/>
-          </w:tcPr>
+          <w:tcPr/>
           <w:p>
             <w:pPr>
               <w:pStyle w:val="Compact"/>
@@ -3022,8 +2958,19 @@
       </w:tr>
       <w:tr>
         <w:tc>
-          <w:tcPr>
-            <w:tcW w:w="2460" w:type="dxa"/>
+          <w:tcPr/>
+          <w:p>
+            <w:pPr>
+              <w:pStyle w:val="Compact"/>
+            </w:pPr>
+            <w:r>
+              <w:t xml:space="preserve">이전 시정조치 기록</w:t>
+            </w:r>
+          </w:p>
+        </w:tc>
+        <w:tc>
+          <w:tcPr>
+            <w:tcW w:w="5987" w:type="dxa"/>
             <w:tcMar>
               <w:top w:w="60" w:type="dxa"/>
               <w:left w:w="120" w:type="dxa"/>
@@ -3037,25 +2984,6 @@
               <w:wordWrap w:val="1"/>
             </w:pPr>
             <w:r>
-              <w:t xml:space="preserve">이전 시정조치 기록</w:t>
-            </w:r>
-          </w:p>
-        </w:tc>
-        <w:tc>
-          <w:tcPr>
-            <w:tcMar>
-              <w:top w:w="60" w:type="dxa"/>
-              <w:left w:w="120" w:type="dxa"/>
-              <w:bottom w:w="60" w:type="dxa"/>
-              <w:right w:w="120" w:type="dxa"/>
-            </w:tcMar>
-          </w:tcPr>
-          <w:p>
-            <w:pPr>
-              <w:pStyle w:val="Compact"/>
-              <w:wordWrap w:val="1"/>
-            </w:pPr>
-            <w:r>
               <w:t xml:space="preserve">시정조치 완료 여부 및 효과성 확인</w:t>
             </w:r>
           </w:p>
@@ -3063,18 +2991,10 @@
       </w:tr>
       <w:tr>
         <w:tc>
-          <w:tcPr>
-            <w:tcMar>
-              <w:top w:w="60" w:type="dxa"/>
-              <w:left w:w="120" w:type="dxa"/>
-              <w:bottom w:w="60" w:type="dxa"/>
-              <w:right w:w="120" w:type="dxa"/>
-            </w:tcMar>
-          </w:tcPr>
-          <w:p>
-            <w:pPr>
-              <w:pStyle w:val="Compact"/>
-              <w:wordWrap w:val="1"/>
+          <w:tcPr/>
+          <w:p>
+            <w:pPr>
+              <w:pStyle w:val="Compact"/>
             </w:pPr>
             <w:r>
               <w:t xml:space="preserve">고객 불만/CAR 이력</w:t>
@@ -3082,18 +3002,10 @@
           </w:p>
         </w:tc>
         <w:tc>
-          <w:tcPr>
-            <w:tcMar>
-              <w:top w:w="60" w:type="dxa"/>
-              <w:left w:w="120" w:type="dxa"/>
-              <w:bottom w:w="60" w:type="dxa"/>
-              <w:right w:w="120" w:type="dxa"/>
-            </w:tcMar>
-          </w:tcPr>
-          <w:p>
-            <w:pPr>
-              <w:pStyle w:val="Compact"/>
-              <w:wordWrap w:val="1"/>
+          <w:tcPr/>
+          <w:p>
+            <w:pPr>
+              <w:pStyle w:val="Compact"/>
             </w:pPr>
             <w:r>
               <w:t xml:space="preserve">관련 부적합 이력 및 재발 방지 현황</w:t>
@@ -5613,7 +5525,7 @@
         </w:trPr>
         <w:tc>
           <w:tcPr>
-            <w:tcW w:w="2460" w:type="dxa"/>
+            <w:tcW w:w="2476" w:type="dxa"/>
             <w:tcMar>
               <w:top w:w="60" w:type="dxa"/>
               <w:left w:w="120" w:type="dxa"/>
@@ -5634,7 +5546,7 @@
         </w:tc>
         <w:tc>
           <w:tcPr>
-            <w:tcW w:w="6328" w:type="dxa"/>
+            <w:tcW w:w="6312" w:type="dxa"/>
             <w:tcMar>
               <w:top w:w="60" w:type="dxa"/>
               <w:left w:w="120" w:type="dxa"/>
@@ -5656,9 +5568,7 @@
       </w:tr>
       <w:tr>
         <w:tc>
-          <w:tcPr>
-            <w:tcW w:w="2460" w:type="dxa"/>
-          </w:tcPr>
+          <w:tcPr/>
           <w:p>
             <w:pPr>
               <w:pStyle w:val="Compact"/>
@@ -5670,7 +5580,7 @@
         </w:tc>
         <w:tc>
           <w:tcPr>
-            <w:tcW w:w="6328" w:type="dxa"/>
+            <w:tcW w:w="6312" w:type="dxa"/>
             <w:tcMar>
               <w:top w:w="60" w:type="dxa"/>
               <w:left w:w="120" w:type="dxa"/>
@@ -5703,7 +5613,7 @@
         </w:tc>
         <w:tc>
           <w:tcPr>
-            <w:tcW w:w="6328" w:type="dxa"/>
+            <w:tcW w:w="6312" w:type="dxa"/>
             <w:tcMar>
               <w:top w:w="60" w:type="dxa"/>
               <w:left w:w="120" w:type="dxa"/>
@@ -5760,7 +5670,7 @@
         </w:tc>
         <w:tc>
           <w:tcPr>
-            <w:tcW w:w="6328" w:type="dxa"/>
+            <w:tcW w:w="6312" w:type="dxa"/>
             <w:tcMar>
               <w:top w:w="60" w:type="dxa"/>
               <w:left w:w="120" w:type="dxa"/>
@@ -5925,18 +5835,10 @@
       </w:tr>
       <w:tr>
         <w:tc>
-          <w:tcPr>
-            <w:tcMar>
-              <w:top w:w="60" w:type="dxa"/>
-              <w:left w:w="120" w:type="dxa"/>
-              <w:bottom w:w="60" w:type="dxa"/>
-              <w:right w:w="120" w:type="dxa"/>
-            </w:tcMar>
-          </w:tcPr>
-          <w:p>
-            <w:pPr>
-              <w:pStyle w:val="Compact"/>
-              <w:wordWrap w:val="1"/>
+          <w:tcPr/>
+          <w:p>
+            <w:pPr>
+              <w:pStyle w:val="Compact"/>
             </w:pPr>
             <w:r>
               <w:t xml:space="preserve">시정조치 기한</w:t>
@@ -5944,18 +5846,10 @@
           </w:p>
         </w:tc>
         <w:tc>
-          <w:tcPr>
-            <w:tcMar>
-              <w:top w:w="60" w:type="dxa"/>
-              <w:left w:w="120" w:type="dxa"/>
-              <w:bottom w:w="60" w:type="dxa"/>
-              <w:right w:w="120" w:type="dxa"/>
-            </w:tcMar>
-          </w:tcPr>
-          <w:p>
-            <w:pPr>
-              <w:pStyle w:val="Compact"/>
-              <w:wordWrap w:val="1"/>
+          <w:tcPr/>
+          <w:p>
+            <w:pPr>
+              <w:pStyle w:val="Compact"/>
             </w:pPr>
             <w:r>
               <w:t xml:space="preserve">각 부적합 건별 시정조치 완료 기한</w:t>
@@ -8324,8 +8218,8 @@
     <w:rPrDefault>
       <w:rPr>
         <w:rFonts w:asciiTheme="minorHAnsi" w:cstheme="minorBidi" w:eastAsiaTheme="minorEastAsia" w:hAnsiTheme="minorHAnsi"/>
-        <w:sz w:val="24"/>
-        <w:szCs w:val="24"/>
+        <w:sz w:val="20"/>
+        <w:szCs w:val="20"/>
         <w:lang w:bidi="ar-SA" w:eastAsia="zh-CN" w:val="en-US"/>
       </w:rPr>
     </w:rPrDefault>
@@ -8393,8 +8287,8 @@
     </w:pPr>
     <w:rPr>
       <w:rFonts w:asciiTheme="majorHAnsi" w:cstheme="majorBidi" w:eastAsiaTheme="majorEastAsia" w:hAnsiTheme="majorHAnsi"/>
-      <w:sz w:val="56"/>
-      <w:szCs w:val="56"/>
+      <w:sz w:val="44"/>
+      <w:szCs w:val="44"/>
     </w:rPr>
   </w:style>
   <w:style w:customStyle="1" w:styleId="TitleChar" w:type="character">
@@ -8405,8 +8299,8 @@
     <w:rsid w:val="00A10FD9"/>
     <w:rPr>
       <w:rFonts w:asciiTheme="majorHAnsi" w:cstheme="majorBidi" w:eastAsiaTheme="majorEastAsia" w:hAnsiTheme="majorHAnsi"/>
-      <w:sz w:val="56"/>
-      <w:szCs w:val="56"/>
+      <w:sz w:val="44"/>
+      <w:szCs w:val="44"/>
     </w:rPr>
   </w:style>
   <w:style w:styleId="Subtitle" w:type="paragraph">
@@ -8528,8 +8422,8 @@
     <w:rPr>
       <w:rFonts w:asciiTheme="majorHAnsi" w:cstheme="majorBidi" w:eastAsiaTheme="majorEastAsia" w:hAnsiTheme="majorHAnsi"/>
       <w:color w:themeColor="accent1" w:themeShade="BF" w:val="0F4761"/>
-      <w:sz w:val="40"/>
-      <w:szCs w:val="40"/>
+      <w:sz w:val="32"/>
+      <w:szCs w:val="32"/>
     </w:rPr>
   </w:style>
   <w:style w:styleId="Heading2" w:type="paragraph">
@@ -8719,8 +8613,8 @@
     <w:rPr>
       <w:rFonts w:asciiTheme="majorHAnsi" w:cstheme="majorBidi" w:eastAsiaTheme="majorEastAsia" w:hAnsiTheme="majorHAnsi"/>
       <w:color w:themeColor="accent1" w:themeShade="BF" w:val="0F4761"/>
-      <w:sz w:val="40"/>
-      <w:szCs w:val="40"/>
+      <w:sz w:val="32"/>
+      <w:szCs w:val="32"/>
     </w:rPr>
   </w:style>
   <w:style w:customStyle="1" w:styleId="Heading2Char" w:type="character">
